--- a/persona_prompt/멘토 프롬프트.docx
+++ b/persona_prompt/멘토 프롬프트.docx
@@ -1,6 +1,6 @@
 
 <file path=word/document.xml><?xml version="1.0" encoding="utf-8"?>
-<w:document xmlns:wpc="http://schemas.microsoft.com/office/word/2010/wordprocessingCanvas" xmlns:cx="http://schemas.microsoft.com/office/drawing/2014/chartex" xmlns:cx1="http://schemas.microsoft.com/office/drawing/2015/9/8/chartex" xmlns:cx2="http://schemas.microsoft.com/office/drawing/2015/10/21/chartex" xmlns:cx3="http://schemas.microsoft.com/office/drawing/2016/5/9/chartex" xmlns:cx4="http://schemas.microsoft.com/office/drawing/2016/5/10/chartex" xmlns:cx5="http://schemas.microsoft.com/office/drawing/2016/5/11/chartex" xmlns:cx6="http://schemas.microsoft.com/office/drawing/2016/5/12/chartex" xmlns:cx7="http://schemas.microsoft.com/office/drawing/2016/5/13/chartex" xmlns:cx8="http://schemas.microsoft.com/office/drawing/2016/5/14/chartex" xmlns:mc="http://schemas.openxmlformats.org/markup-compatibility/2006" xmlns:aink="http://schemas.microsoft.com/office/drawing/2016/ink" xmlns:am3d="http://schemas.microsoft.com/office/drawing/2017/model3d" xmlns:o="urn:schemas-microsoft-com:office:office" xmlns:oel="http://schemas.microsoft.com/office/2019/extlst" xmlns:r="http://schemas.openxmlformats.org/officeDocument/2006/relationships" xmlns:m="http://schemas.openxmlformats.org/officeDocument/2006/math" xmlns:v="urn:schemas-microsoft-com:vml" xmlns:wp14="http://schemas.microsoft.com/office/word/2010/wordprocessingDrawing" xmlns:wp="http://schemas.openxmlformats.org/drawingml/2006/wordprocessingDrawing" xmlns:w10="urn:schemas-microsoft-com:office:word" xmlns:w="http://schemas.openxmlformats.org/wordprocessingml/2006/main" xmlns:w14="http://schemas.microsoft.com/office/word/2010/wordml" xmlns:w15="http://schemas.microsoft.com/office/word/2012/wordml" xmlns:w16cex="http://schemas.microsoft.com/office/word/2018/wordml/cex" xmlns:w16cid="http://schemas.microsoft.com/office/word/2016/wordml/cid" xmlns:w16="http://schemas.microsoft.com/office/word/2018/wordml" xmlns:w16du="http://schemas.microsoft.com/office/word/2023/wordml/word16du" xmlns:w16sdtdh="http://schemas.microsoft.com/office/word/2020/wordml/sdtdatahash" xmlns:w16sdtfl="http://schemas.microsoft.com/office/word/2024/wordml/sdtformatlock" xmlns:w16se="http://schemas.microsoft.com/office/word/2015/wordml/symex" xmlns:wpg="http://schemas.microsoft.com/office/word/2010/wordprocessingGroup" xmlns:wpi="http://schemas.microsoft.com/office/word/2010/wordprocessingInk" xmlns:wne="http://schemas.microsoft.com/office/word/2006/wordml" xmlns:wps="http://schemas.microsoft.com/office/word/2010/wordprocessingShape" mc:Ignorable="w14 w15 w16se w16cid w16 w16cex w16sdtdh w16sdtfl w16du wp14">
+<w:document xmlns:wpc="http://schemas.microsoft.com/office/word/2010/wordprocessingCanvas" xmlns:cx="http://schemas.microsoft.com/office/drawing/2014/chartex" xmlns:mc="http://schemas.openxmlformats.org/markup-compatibility/2006" xmlns:o="urn:schemas-microsoft-com:office:office" xmlns:r="http://schemas.openxmlformats.org/officeDocument/2006/relationships" xmlns:m="http://schemas.openxmlformats.org/officeDocument/2006/math" xmlns:v="urn:schemas-microsoft-com:vml" xmlns:wp14="http://schemas.microsoft.com/office/word/2010/wordprocessingDrawing" xmlns:wp="http://schemas.openxmlformats.org/drawingml/2006/wordprocessingDrawing" xmlns:w10="urn:schemas-microsoft-com:office:word" xmlns:w="http://schemas.openxmlformats.org/wordprocessingml/2006/main" xmlns:w14="http://schemas.microsoft.com/office/word/2010/wordml" xmlns:w15="http://schemas.microsoft.com/office/word/2012/wordml" xmlns:w16se="http://schemas.microsoft.com/office/word/2015/wordml/symex" xmlns:wpg="http://schemas.microsoft.com/office/word/2010/wordprocessingGroup" xmlns:wpi="http://schemas.microsoft.com/office/word/2010/wordprocessingInk" xmlns:wne="http://schemas.microsoft.com/office/word/2006/wordml" xmlns:wps="http://schemas.microsoft.com/office/word/2010/wordprocessingShape" mc:Ignorable="w14 w15 w16se wp14">
   <w:body>
     <w:p>
       <w:pPr>
@@ -16,7 +16,7 @@
           <w:b/>
           <w:bCs/>
         </w:rPr>
-        <w:t>멘토</w:t>
+        <w:t>우사고</w:t>
       </w:r>
       <w:r>
         <w:rPr>
@@ -52,7 +52,7 @@
         <w:rPr>
           <w:rFonts w:hint="eastAsia"/>
         </w:rPr>
-        <w:t>멘토</w:t>
+        <w:t>우사고</w:t>
       </w:r>
       <w:r>
         <w:t>”</w:t>
@@ -101,11 +101,9 @@
       <w:r>
         <w:t xml:space="preserve">, </w:t>
       </w:r>
-      <w:proofErr w:type="spellStart"/>
       <w:r>
         <w:t>우울감</w:t>
       </w:r>
-      <w:proofErr w:type="spellEnd"/>
       <w:r>
         <w:t xml:space="preserve">, </w:t>
       </w:r>
@@ -121,11 +119,9 @@
       <w:r>
         <w:t xml:space="preserve">, </w:t>
       </w:r>
-      <w:proofErr w:type="spellStart"/>
       <w:r>
         <w:t>실패감</w:t>
       </w:r>
-      <w:proofErr w:type="spellEnd"/>
       <w:r>
         <w:t xml:space="preserve">, </w:t>
       </w:r>
@@ -843,11 +839,9 @@
       <w:r>
         <w:t>”</w:t>
       </w:r>
-      <w:proofErr w:type="spellStart"/>
       <w:r>
         <w:t>라고</w:t>
       </w:r>
-      <w:proofErr w:type="spellEnd"/>
       <w:r>
         <w:t xml:space="preserve"> </w:t>
       </w:r>
@@ -1040,11 +1034,9 @@
       <w:r>
         <w:t>”</w:t>
       </w:r>
-      <w:proofErr w:type="spellStart"/>
       <w:r>
         <w:t>처럼</w:t>
       </w:r>
-      <w:proofErr w:type="spellEnd"/>
       <w:r>
         <w:t xml:space="preserve"> </w:t>
       </w:r>
@@ -1378,11 +1370,9 @@
       <w:r>
         <w:t>”</w:t>
       </w:r>
-      <w:proofErr w:type="spellStart"/>
       <w:r>
         <w:t>라고</w:t>
       </w:r>
-      <w:proofErr w:type="spellEnd"/>
       <w:r>
         <w:t xml:space="preserve"> </w:t>
       </w:r>
@@ -2060,16 +2050,8 @@
         <w:t xml:space="preserve"> </w:t>
       </w:r>
       <w:r>
-        <w:t>어시스턴트</w:t>
-      </w:r>
-      <w:r>
-        <w:t xml:space="preserve"> </w:t>
-      </w:r>
-      <w:proofErr w:type="spellStart"/>
-      <w:r>
-        <w:t>클로로</w:t>
-      </w:r>
-      <w:proofErr w:type="spellEnd"/>
+        <w:t>구조봇으로</w:t>
+      </w:r>
       <w:r>
         <w:t xml:space="preserve"> </w:t>
       </w:r>
@@ -3119,11 +3101,9 @@
       <w:r>
         <w:t xml:space="preserve"> </w:t>
       </w:r>
-      <w:proofErr w:type="spellStart"/>
       <w:r>
         <w:t>부담스러워하면</w:t>
       </w:r>
-      <w:proofErr w:type="spellEnd"/>
       <w:r>
         <w:t xml:space="preserve"> </w:t>
       </w:r>
@@ -4029,11 +4009,9 @@
       <w:r>
         <w:t xml:space="preserve"> 100% </w:t>
       </w:r>
-      <w:proofErr w:type="spellStart"/>
       <w:r>
         <w:t>사실이라기보다</w:t>
       </w:r>
-      <w:proofErr w:type="spellEnd"/>
       <w:r>
         <w:t xml:space="preserve"> </w:t>
       </w:r>
@@ -4878,11 +4856,9 @@
       <w:r>
         <w:t>”</w:t>
       </w:r>
-      <w:proofErr w:type="spellStart"/>
       <w:r>
         <w:t>라고</w:t>
       </w:r>
-      <w:proofErr w:type="spellEnd"/>
       <w:r>
         <w:t xml:space="preserve"> </w:t>
       </w:r>
@@ -4950,8 +4926,8 @@
         <w:tblLook w:val="04A0" w:firstRow="1" w:lastRow="0" w:firstColumn="1" w:lastColumn="0" w:noHBand="0" w:noVBand="1"/>
       </w:tblPr>
       <w:tblGrid>
-        <w:gridCol w:w="3256"/>
-        <w:gridCol w:w="6104"/>
+        <w:gridCol w:w="3202"/>
+        <w:gridCol w:w="6158"/>
       </w:tblGrid>
       <w:tr>
         <w:trPr>
@@ -5089,11 +5065,9 @@
             <w:r>
               <w:t>”</w:t>
             </w:r>
-            <w:proofErr w:type="spellStart"/>
             <w:r>
               <w:t>처럼</w:t>
             </w:r>
-            <w:proofErr w:type="spellEnd"/>
             <w:r>
               <w:t xml:space="preserve"> </w:t>
             </w:r>
@@ -5254,11 +5228,9 @@
             <w:hideMark/>
           </w:tcPr>
           <w:p>
-            <w:proofErr w:type="spellStart"/>
             <w:r>
               <w:t>라벨링</w:t>
             </w:r>
-            <w:proofErr w:type="spellEnd"/>
             <w:r>
               <w:t xml:space="preserve"> (Labeling)</w:t>
             </w:r>
@@ -5392,15 +5364,7 @@
               <w:t>축소</w:t>
             </w:r>
             <w:r>
-              <w:t xml:space="preserve"> (</w:t>
-            </w:r>
-            <w:proofErr w:type="gramStart"/>
-            <w:r>
-              <w:t>Magnification /</w:t>
-            </w:r>
-            <w:proofErr w:type="gramEnd"/>
-            <w:r>
-              <w:t xml:space="preserve"> Minimization)</w:t>
+              <w:t xml:space="preserve"> (Magnification / Minimization)</w:t>
             </w:r>
           </w:p>
         </w:tc>
@@ -6032,16 +5996,11 @@
             <w:r>
               <w:t xml:space="preserve"> </w:t>
             </w:r>
-            <w:proofErr w:type="gramStart"/>
             <w:r>
               <w:t>오류</w:t>
             </w:r>
             <w:r>
-              <w:t xml:space="preserve"> /</w:t>
-            </w:r>
-            <w:proofErr w:type="gramEnd"/>
-            <w:r>
-              <w:t xml:space="preserve"> </w:t>
+              <w:t xml:space="preserve"> / </w:t>
             </w:r>
             <w:r>
               <w:t>미래</w:t>
@@ -6112,11 +6071,9 @@
             <w:r>
               <w:t>”</w:t>
             </w:r>
-            <w:proofErr w:type="spellStart"/>
             <w:r>
               <w:t>처럼</w:t>
             </w:r>
-            <w:proofErr w:type="spellEnd"/>
             <w:r>
               <w:t xml:space="preserve"> </w:t>
             </w:r>
@@ -6603,11 +6560,9 @@
       <w:r>
         <w:t xml:space="preserve"> </w:t>
       </w:r>
-      <w:proofErr w:type="spellStart"/>
       <w:r>
         <w:t>보내보기</w:t>
       </w:r>
-      <w:proofErr w:type="spellEnd"/>
       <w:r>
         <w:t xml:space="preserve"> </w:t>
       </w:r>
@@ -7297,7 +7252,6 @@
         </w:rPr>
         <w:t xml:space="preserve"> </w:t>
       </w:r>
-      <w:proofErr w:type="gramStart"/>
       <w:r>
         <w:rPr>
           <w:b/>
@@ -7312,7 +7266,6 @@
         </w:rPr>
         <w:t>”</w:t>
       </w:r>
-      <w:proofErr w:type="spellStart"/>
       <w:r>
         <w:rPr>
           <w:b/>
@@ -7320,8 +7273,6 @@
         </w:rPr>
         <w:t>라고</w:t>
       </w:r>
-      <w:proofErr w:type="spellEnd"/>
-      <w:proofErr w:type="gramEnd"/>
       <w:r>
         <w:rPr>
           <w:b/>
@@ -7676,11 +7627,9 @@
       <w:r>
         <w:t xml:space="preserve"> </w:t>
       </w:r>
-      <w:proofErr w:type="spellStart"/>
       <w:r>
         <w:t>언제였어</w:t>
       </w:r>
-      <w:proofErr w:type="spellEnd"/>
       <w:r>
         <w:t>?</w:t>
       </w:r>
@@ -7821,7 +7770,6 @@
         </w:rPr>
         <w:t xml:space="preserve"> </w:t>
       </w:r>
-      <w:proofErr w:type="gramStart"/>
       <w:r>
         <w:rPr>
           <w:b/>
@@ -7836,7 +7784,6 @@
         </w:rPr>
         <w:t>”</w:t>
       </w:r>
-      <w:proofErr w:type="spellStart"/>
       <w:r>
         <w:rPr>
           <w:b/>
@@ -7844,8 +7791,6 @@
         </w:rPr>
         <w:t>라고</w:t>
       </w:r>
-      <w:proofErr w:type="spellEnd"/>
-      <w:proofErr w:type="gramEnd"/>
       <w:r>
         <w:rPr>
           <w:b/>
@@ -7989,11 +7934,9 @@
       <w:r>
         <w:t>’</w:t>
       </w:r>
-      <w:proofErr w:type="spellStart"/>
       <w:r>
         <w:t>에</w:t>
       </w:r>
-      <w:proofErr w:type="spellEnd"/>
       <w:r>
         <w:t xml:space="preserve"> </w:t>
       </w:r>
@@ -8345,7 +8288,6 @@
         </w:rPr>
         <w:t xml:space="preserve"> </w:t>
       </w:r>
-      <w:proofErr w:type="gramStart"/>
       <w:r>
         <w:rPr>
           <w:b/>
@@ -8360,7 +8302,6 @@
         </w:rPr>
         <w:t>”</w:t>
       </w:r>
-      <w:proofErr w:type="spellStart"/>
       <w:r>
         <w:rPr>
           <w:b/>
@@ -8368,8 +8309,6 @@
         </w:rPr>
         <w:t>라고</w:t>
       </w:r>
-      <w:proofErr w:type="spellEnd"/>
-      <w:proofErr w:type="gramEnd"/>
       <w:r>
         <w:rPr>
           <w:b/>
@@ -8685,11 +8624,9 @@
       <w:r>
         <w:t xml:space="preserve"> </w:t>
       </w:r>
-      <w:proofErr w:type="spellStart"/>
       <w:r>
         <w:t>뭐야</w:t>
       </w:r>
-      <w:proofErr w:type="spellEnd"/>
       <w:r>
         <w:t xml:space="preserve">? </w:t>
       </w:r>
@@ -8887,7 +8824,6 @@
         </w:rPr>
         <w:t xml:space="preserve"> </w:t>
       </w:r>
-      <w:proofErr w:type="gramStart"/>
       <w:r>
         <w:rPr>
           <w:b/>
@@ -8902,7 +8838,6 @@
         </w:rPr>
         <w:t>”</w:t>
       </w:r>
-      <w:proofErr w:type="spellStart"/>
       <w:r>
         <w:rPr>
           <w:b/>
@@ -8910,8 +8845,6 @@
         </w:rPr>
         <w:t>라고</w:t>
       </w:r>
-      <w:proofErr w:type="spellEnd"/>
-      <w:proofErr w:type="gramEnd"/>
       <w:r>
         <w:rPr>
           <w:b/>
@@ -9279,11 +9212,9 @@
       <w:r>
         <w:t xml:space="preserve"> </w:t>
       </w:r>
-      <w:proofErr w:type="spellStart"/>
       <w:r>
         <w:t>어디까지야</w:t>
       </w:r>
-      <w:proofErr w:type="spellEnd"/>
       <w:r>
         <w:t xml:space="preserve">? </w:t>
       </w:r>
@@ -9409,7 +9340,6 @@
         </w:rPr>
         <w:t xml:space="preserve"> </w:t>
       </w:r>
-      <w:proofErr w:type="gramStart"/>
       <w:r>
         <w:rPr>
           <w:b/>
@@ -9424,7 +9354,6 @@
         </w:rPr>
         <w:t>”</w:t>
       </w:r>
-      <w:proofErr w:type="spellStart"/>
       <w:r>
         <w:rPr>
           <w:b/>
@@ -9432,8 +9361,6 @@
         </w:rPr>
         <w:t>라고</w:t>
       </w:r>
-      <w:proofErr w:type="spellEnd"/>
-      <w:proofErr w:type="gramEnd"/>
       <w:r>
         <w:rPr>
           <w:b/>
@@ -9735,11 +9662,9 @@
       <w:r>
         <w:t xml:space="preserve"> ___</w:t>
       </w:r>
-      <w:proofErr w:type="spellStart"/>
       <w:r>
         <w:t>라고</w:t>
       </w:r>
-      <w:proofErr w:type="spellEnd"/>
       <w:r>
         <w:t xml:space="preserve"> </w:t>
       </w:r>
@@ -9937,7 +9862,6 @@
         </w:rPr>
         <w:t xml:space="preserve"> </w:t>
       </w:r>
-      <w:proofErr w:type="gramStart"/>
       <w:r>
         <w:rPr>
           <w:b/>
@@ -9952,7 +9876,6 @@
         </w:rPr>
         <w:t>”</w:t>
       </w:r>
-      <w:proofErr w:type="spellStart"/>
       <w:r>
         <w:rPr>
           <w:b/>
@@ -9960,8 +9883,6 @@
         </w:rPr>
         <w:t>라고</w:t>
       </w:r>
-      <w:proofErr w:type="spellEnd"/>
-      <w:proofErr w:type="gramEnd"/>
       <w:r>
         <w:rPr>
           <w:b/>
@@ -10287,11 +10208,9 @@
       <w:r>
         <w:t>’</w:t>
       </w:r>
-      <w:proofErr w:type="spellStart"/>
       <w:r>
         <w:t>처럼</w:t>
       </w:r>
-      <w:proofErr w:type="spellEnd"/>
       <w:r>
         <w:t xml:space="preserve"> </w:t>
       </w:r>
@@ -10351,11 +10270,9 @@
       <w:r>
         <w:t xml:space="preserve"> </w:t>
       </w:r>
-      <w:proofErr w:type="spellStart"/>
       <w:r>
         <w:t>뭐에</w:t>
       </w:r>
-      <w:proofErr w:type="spellEnd"/>
       <w:r>
         <w:t xml:space="preserve"> </w:t>
       </w:r>
@@ -10451,7 +10368,6 @@
         </w:rPr>
         <w:t>’</w:t>
       </w:r>
-      <w:proofErr w:type="spellStart"/>
       <w:r>
         <w:rPr>
           <w:b/>
@@ -10459,7 +10375,6 @@
         </w:rPr>
         <w:t>를</w:t>
       </w:r>
-      <w:proofErr w:type="spellEnd"/>
       <w:r>
         <w:rPr>
           <w:b/>
@@ -11446,7 +11361,6 @@
       <w:r>
         <w:t xml:space="preserve"> </w:t>
       </w:r>
-      <w:proofErr w:type="gramStart"/>
       <w:r>
         <w:t>행동</w:t>
       </w:r>
@@ -11456,7 +11370,6 @@
       <w:r>
         <w:t>하나는</w:t>
       </w:r>
-      <w:proofErr w:type="gramEnd"/>
       <w:r>
         <w:t xml:space="preserve"> </w:t>
       </w:r>
@@ -11782,11 +11695,9 @@
       <w:r>
         <w:t>’</w:t>
       </w:r>
-      <w:proofErr w:type="spellStart"/>
       <w:r>
         <w:t>를</w:t>
       </w:r>
-      <w:proofErr w:type="spellEnd"/>
       <w:r>
         <w:t xml:space="preserve"> </w:t>
       </w:r>
@@ -12812,11 +12723,9 @@
       <w:r>
         <w:t xml:space="preserve"> </w:t>
       </w:r>
-      <w:proofErr w:type="spellStart"/>
       <w:r>
         <w:t>뭐야</w:t>
       </w:r>
-      <w:proofErr w:type="spellEnd"/>
       <w:r>
         <w:t>?</w:t>
       </w:r>
@@ -13808,11 +13717,9 @@
       <w:r>
         <w:t xml:space="preserve"> </w:t>
       </w:r>
-      <w:proofErr w:type="spellStart"/>
       <w:r>
         <w:t>인지왜곡이야</w:t>
       </w:r>
-      <w:proofErr w:type="spellEnd"/>
       <w:r>
         <w:t xml:space="preserve">.” </w:t>
       </w:r>
@@ -14277,11 +14184,9 @@
       <w:r>
         <w:t xml:space="preserve"> </w:t>
       </w:r>
-      <w:proofErr w:type="spellStart"/>
       <w:r>
         <w:t>라벨링</w:t>
       </w:r>
-      <w:proofErr w:type="spellEnd"/>
       <w:r>
         <w:t xml:space="preserve"> </w:t>
       </w:r>
@@ -14384,16 +14289,8 @@
         </w:numPr>
       </w:pPr>
       <w:r>
-        <w:t>어시스턴트</w:t>
-      </w:r>
-      <w:r>
-        <w:t xml:space="preserve"> </w:t>
-      </w:r>
-      <w:proofErr w:type="spellStart"/>
-      <w:r>
-        <w:t>클로로</w:t>
-      </w:r>
-      <w:proofErr w:type="spellEnd"/>
+        <w:t>구조봇으로</w:t>
+      </w:r>
       <w:r>
         <w:t xml:space="preserve"> </w:t>
       </w:r>
@@ -15061,11 +14958,9 @@
       <w:r>
         <w:t xml:space="preserve"> </w:t>
       </w:r>
-      <w:proofErr w:type="spellStart"/>
       <w:r>
         <w:t>이어가기보다</w:t>
       </w:r>
-      <w:proofErr w:type="spellEnd"/>
       <w:r>
         <w:t xml:space="preserve">, </w:t>
       </w:r>
@@ -15099,11 +14994,9 @@
       <w:r>
         <w:t xml:space="preserve"> </w:t>
       </w:r>
-      <w:proofErr w:type="spellStart"/>
       <w:r>
         <w:t>않은지</w:t>
       </w:r>
-      <w:proofErr w:type="spellEnd"/>
       <w:r>
         <w:t xml:space="preserve"> </w:t>
       </w:r>
@@ -15238,17 +15131,11 @@
       <w:r>
         <w:t xml:space="preserve"> </w:t>
       </w:r>
-      <w:r>
-        <w:t>어시스턴트</w:t>
-      </w:r>
-      <w:r>
-        <w:t xml:space="preserve"> </w:t>
-      </w:r>
-      <w:proofErr w:type="spellStart"/>
-      <w:r>
-        <w:t>클로가</w:t>
-      </w:r>
-      <w:proofErr w:type="spellEnd"/>
+      <w:bookmarkStart w:id="0" w:name="_GoBack"/>
+      <w:bookmarkEnd w:id="0"/>
+      <w:r>
+        <w:t>구조봇이</w:t>
+      </w:r>
       <w:r>
         <w:t xml:space="preserve"> </w:t>
       </w:r>
@@ -15768,11 +15655,9 @@
       <w:r>
         <w:t xml:space="preserve"> </w:t>
       </w:r>
-      <w:proofErr w:type="spellStart"/>
       <w:r>
         <w:t>인지왜곡이야</w:t>
       </w:r>
-      <w:proofErr w:type="spellEnd"/>
       <w:r>
         <w:t xml:space="preserve">.” </w:t>
       </w:r>
@@ -16301,7 +16186,7 @@
 </file>
 
 <file path=word/endnotes.xml><?xml version="1.0" encoding="utf-8"?>
-<w:endnotes xmlns:wpc="http://schemas.microsoft.com/office/word/2010/wordprocessingCanvas" xmlns:cx="http://schemas.microsoft.com/office/drawing/2014/chartex" xmlns:cx1="http://schemas.microsoft.com/office/drawing/2015/9/8/chartex" xmlns:cx2="http://schemas.microsoft.com/office/drawing/2015/10/21/chartex" xmlns:cx3="http://schemas.microsoft.com/office/drawing/2016/5/9/chartex" xmlns:cx4="http://schemas.microsoft.com/office/drawing/2016/5/10/chartex" xmlns:cx5="http://schemas.microsoft.com/office/drawing/2016/5/11/chartex" xmlns:cx6="http://schemas.microsoft.com/office/drawing/2016/5/12/chartex" xmlns:cx7="http://schemas.microsoft.com/office/drawing/2016/5/13/chartex" xmlns:cx8="http://schemas.microsoft.com/office/drawing/2016/5/14/chartex" xmlns:mc="http://schemas.openxmlformats.org/markup-compatibility/2006" xmlns:aink="http://schemas.microsoft.com/office/drawing/2016/ink" xmlns:am3d="http://schemas.microsoft.com/office/drawing/2017/model3d" xmlns:o="urn:schemas-microsoft-com:office:office" xmlns:oel="http://schemas.microsoft.com/office/2019/extlst" xmlns:r="http://schemas.openxmlformats.org/officeDocument/2006/relationships" xmlns:m="http://schemas.openxmlformats.org/officeDocument/2006/math" xmlns:v="urn:schemas-microsoft-com:vml" xmlns:wp14="http://schemas.microsoft.com/office/word/2010/wordprocessingDrawing" xmlns:wp="http://schemas.openxmlformats.org/drawingml/2006/wordprocessingDrawing" xmlns:w10="urn:schemas-microsoft-com:office:word" xmlns:w="http://schemas.openxmlformats.org/wordprocessingml/2006/main" xmlns:w14="http://schemas.microsoft.com/office/word/2010/wordml" xmlns:w15="http://schemas.microsoft.com/office/word/2012/wordml" xmlns:w16cex="http://schemas.microsoft.com/office/word/2018/wordml/cex" xmlns:w16cid="http://schemas.microsoft.com/office/word/2016/wordml/cid" xmlns:w16="http://schemas.microsoft.com/office/word/2018/wordml" xmlns:w16du="http://schemas.microsoft.com/office/word/2023/wordml/word16du" xmlns:w16sdtdh="http://schemas.microsoft.com/office/word/2020/wordml/sdtdatahash" xmlns:w16sdtfl="http://schemas.microsoft.com/office/word/2024/wordml/sdtformatlock" xmlns:w16se="http://schemas.microsoft.com/office/word/2015/wordml/symex" xmlns:wpg="http://schemas.microsoft.com/office/word/2010/wordprocessingGroup" xmlns:wpi="http://schemas.microsoft.com/office/word/2010/wordprocessingInk" xmlns:wne="http://schemas.microsoft.com/office/word/2006/wordml" xmlns:wps="http://schemas.microsoft.com/office/word/2010/wordprocessingShape" mc:Ignorable="w14 w15 w16se w16cid w16 w16cex w16sdtdh w16sdtfl w16du wp14">
+<w:endnotes xmlns:wpc="http://schemas.microsoft.com/office/word/2010/wordprocessingCanvas" xmlns:cx="http://schemas.microsoft.com/office/drawing/2014/chartex" xmlns:mc="http://schemas.openxmlformats.org/markup-compatibility/2006" xmlns:o="urn:schemas-microsoft-com:office:office" xmlns:r="http://schemas.openxmlformats.org/officeDocument/2006/relationships" xmlns:m="http://schemas.openxmlformats.org/officeDocument/2006/math" xmlns:v="urn:schemas-microsoft-com:vml" xmlns:wp14="http://schemas.microsoft.com/office/word/2010/wordprocessingDrawing" xmlns:wp="http://schemas.openxmlformats.org/drawingml/2006/wordprocessingDrawing" xmlns:w10="urn:schemas-microsoft-com:office:word" xmlns:w="http://schemas.openxmlformats.org/wordprocessingml/2006/main" xmlns:w14="http://schemas.microsoft.com/office/word/2010/wordml" xmlns:w15="http://schemas.microsoft.com/office/word/2012/wordml" xmlns:w16se="http://schemas.microsoft.com/office/word/2015/wordml/symex" xmlns:wpg="http://schemas.microsoft.com/office/word/2010/wordprocessingGroup" xmlns:wpi="http://schemas.microsoft.com/office/word/2010/wordprocessingInk" xmlns:wne="http://schemas.microsoft.com/office/word/2006/wordml" xmlns:wps="http://schemas.microsoft.com/office/word/2010/wordprocessingShape" mc:Ignorable="w14 w15 w16se wp14">
   <w:endnote w:type="separator" w:id="-1">
     <w:p>
       <w:pPr>
@@ -16326,7 +16211,7 @@
 </file>
 
 <file path=word/footnotes.xml><?xml version="1.0" encoding="utf-8"?>
-<w:footnotes xmlns:wpc="http://schemas.microsoft.com/office/word/2010/wordprocessingCanvas" xmlns:cx="http://schemas.microsoft.com/office/drawing/2014/chartex" xmlns:cx1="http://schemas.microsoft.com/office/drawing/2015/9/8/chartex" xmlns:cx2="http://schemas.microsoft.com/office/drawing/2015/10/21/chartex" xmlns:cx3="http://schemas.microsoft.com/office/drawing/2016/5/9/chartex" xmlns:cx4="http://schemas.microsoft.com/office/drawing/2016/5/10/chartex" xmlns:cx5="http://schemas.microsoft.com/office/drawing/2016/5/11/chartex" xmlns:cx6="http://schemas.microsoft.com/office/drawing/2016/5/12/chartex" xmlns:cx7="http://schemas.microsoft.com/office/drawing/2016/5/13/chartex" xmlns:cx8="http://schemas.microsoft.com/office/drawing/2016/5/14/chartex" xmlns:mc="http://schemas.openxmlformats.org/markup-compatibility/2006" xmlns:aink="http://schemas.microsoft.com/office/drawing/2016/ink" xmlns:am3d="http://schemas.microsoft.com/office/drawing/2017/model3d" xmlns:o="urn:schemas-microsoft-com:office:office" xmlns:oel="http://schemas.microsoft.com/office/2019/extlst" xmlns:r="http://schemas.openxmlformats.org/officeDocument/2006/relationships" xmlns:m="http://schemas.openxmlformats.org/officeDocument/2006/math" xmlns:v="urn:schemas-microsoft-com:vml" xmlns:wp14="http://schemas.microsoft.com/office/word/2010/wordprocessingDrawing" xmlns:wp="http://schemas.openxmlformats.org/drawingml/2006/wordprocessingDrawing" xmlns:w10="urn:schemas-microsoft-com:office:word" xmlns:w="http://schemas.openxmlformats.org/wordprocessingml/2006/main" xmlns:w14="http://schemas.microsoft.com/office/word/2010/wordml" xmlns:w15="http://schemas.microsoft.com/office/word/2012/wordml" xmlns:w16cex="http://schemas.microsoft.com/office/word/2018/wordml/cex" xmlns:w16cid="http://schemas.microsoft.com/office/word/2016/wordml/cid" xmlns:w16="http://schemas.microsoft.com/office/word/2018/wordml" xmlns:w16du="http://schemas.microsoft.com/office/word/2023/wordml/word16du" xmlns:w16sdtdh="http://schemas.microsoft.com/office/word/2020/wordml/sdtdatahash" xmlns:w16sdtfl="http://schemas.microsoft.com/office/word/2024/wordml/sdtformatlock" xmlns:w16se="http://schemas.microsoft.com/office/word/2015/wordml/symex" xmlns:wpg="http://schemas.microsoft.com/office/word/2010/wordprocessingGroup" xmlns:wpi="http://schemas.microsoft.com/office/word/2010/wordprocessingInk" xmlns:wne="http://schemas.microsoft.com/office/word/2006/wordml" xmlns:wps="http://schemas.microsoft.com/office/word/2010/wordprocessingShape" mc:Ignorable="w14 w15 w16se w16cid w16 w16cex w16sdtdh w16sdtfl w16du wp14">
+<w:footnotes xmlns:wpc="http://schemas.microsoft.com/office/word/2010/wordprocessingCanvas" xmlns:cx="http://schemas.microsoft.com/office/drawing/2014/chartex" xmlns:mc="http://schemas.openxmlformats.org/markup-compatibility/2006" xmlns:o="urn:schemas-microsoft-com:office:office" xmlns:r="http://schemas.openxmlformats.org/officeDocument/2006/relationships" xmlns:m="http://schemas.openxmlformats.org/officeDocument/2006/math" xmlns:v="urn:schemas-microsoft-com:vml" xmlns:wp14="http://schemas.microsoft.com/office/word/2010/wordprocessingDrawing" xmlns:wp="http://schemas.openxmlformats.org/drawingml/2006/wordprocessingDrawing" xmlns:w10="urn:schemas-microsoft-com:office:word" xmlns:w="http://schemas.openxmlformats.org/wordprocessingml/2006/main" xmlns:w14="http://schemas.microsoft.com/office/word/2010/wordml" xmlns:w15="http://schemas.microsoft.com/office/word/2012/wordml" xmlns:w16se="http://schemas.microsoft.com/office/word/2015/wordml/symex" xmlns:wpg="http://schemas.microsoft.com/office/word/2010/wordprocessingGroup" xmlns:wpi="http://schemas.microsoft.com/office/word/2010/wordprocessingInk" xmlns:wne="http://schemas.microsoft.com/office/word/2006/wordml" xmlns:wps="http://schemas.microsoft.com/office/word/2010/wordprocessingShape" mc:Ignorable="w14 w15 w16se wp14">
   <w:footnote w:type="separator" w:id="-1">
     <w:p>
       <w:pPr>
@@ -16351,7 +16236,7 @@
 </file>
 
 <file path=word/numbering.xml><?xml version="1.0" encoding="utf-8"?>
-<w:numbering xmlns:wpc="http://schemas.microsoft.com/office/word/2010/wordprocessingCanvas" xmlns:cx="http://schemas.microsoft.com/office/drawing/2014/chartex" xmlns:cx1="http://schemas.microsoft.com/office/drawing/2015/9/8/chartex" xmlns:cx2="http://schemas.microsoft.com/office/drawing/2015/10/21/chartex" xmlns:cx3="http://schemas.microsoft.com/office/drawing/2016/5/9/chartex" xmlns:cx4="http://schemas.microsoft.com/office/drawing/2016/5/10/chartex" xmlns:cx5="http://schemas.microsoft.com/office/drawing/2016/5/11/chartex" xmlns:cx6="http://schemas.microsoft.com/office/drawing/2016/5/12/chartex" xmlns:cx7="http://schemas.microsoft.com/office/drawing/2016/5/13/chartex" xmlns:cx8="http://schemas.microsoft.com/office/drawing/2016/5/14/chartex" xmlns:mc="http://schemas.openxmlformats.org/markup-compatibility/2006" xmlns:aink="http://schemas.microsoft.com/office/drawing/2016/ink" xmlns:am3d="http://schemas.microsoft.com/office/drawing/2017/model3d" xmlns:o="urn:schemas-microsoft-com:office:office" xmlns:oel="http://schemas.microsoft.com/office/2019/extlst" xmlns:r="http://schemas.openxmlformats.org/officeDocument/2006/relationships" xmlns:m="http://schemas.openxmlformats.org/officeDocument/2006/math" xmlns:v="urn:schemas-microsoft-com:vml" xmlns:wp14="http://schemas.microsoft.com/office/word/2010/wordprocessingDrawing" xmlns:wp="http://schemas.openxmlformats.org/drawingml/2006/wordprocessingDrawing" xmlns:w10="urn:schemas-microsoft-com:office:word" xmlns:w="http://schemas.openxmlformats.org/wordprocessingml/2006/main" xmlns:w14="http://schemas.microsoft.com/office/word/2010/wordml" xmlns:w15="http://schemas.microsoft.com/office/word/2012/wordml" xmlns:w16cex="http://schemas.microsoft.com/office/word/2018/wordml/cex" xmlns:w16cid="http://schemas.microsoft.com/office/word/2016/wordml/cid" xmlns:w16="http://schemas.microsoft.com/office/word/2018/wordml" xmlns:w16du="http://schemas.microsoft.com/office/word/2023/wordml/word16du" xmlns:w16sdtdh="http://schemas.microsoft.com/office/word/2020/wordml/sdtdatahash" xmlns:w16sdtfl="http://schemas.microsoft.com/office/word/2024/wordml/sdtformatlock" xmlns:w16se="http://schemas.microsoft.com/office/word/2015/wordml/symex" xmlns:wpg="http://schemas.microsoft.com/office/word/2010/wordprocessingGroup" xmlns:wpi="http://schemas.microsoft.com/office/word/2010/wordprocessingInk" xmlns:wne="http://schemas.microsoft.com/office/word/2006/wordml" xmlns:wps="http://schemas.microsoft.com/office/word/2010/wordprocessingShape" mc:Ignorable="w14 w15 w16se w16cid w16 w16cex w16sdtdh w16sdtfl w16du wp14">
+<w:numbering xmlns:wpc="http://schemas.microsoft.com/office/word/2010/wordprocessingCanvas" xmlns:cx="http://schemas.microsoft.com/office/drawing/2014/chartex" xmlns:mc="http://schemas.openxmlformats.org/markup-compatibility/2006" xmlns:o="urn:schemas-microsoft-com:office:office" xmlns:r="http://schemas.openxmlformats.org/officeDocument/2006/relationships" xmlns:m="http://schemas.openxmlformats.org/officeDocument/2006/math" xmlns:v="urn:schemas-microsoft-com:vml" xmlns:wp14="http://schemas.microsoft.com/office/word/2010/wordprocessingDrawing" xmlns:wp="http://schemas.openxmlformats.org/drawingml/2006/wordprocessingDrawing" xmlns:w10="urn:schemas-microsoft-com:office:word" xmlns:w="http://schemas.openxmlformats.org/wordprocessingml/2006/main" xmlns:w14="http://schemas.microsoft.com/office/word/2010/wordml" xmlns:w15="http://schemas.microsoft.com/office/word/2012/wordml" xmlns:w16se="http://schemas.microsoft.com/office/word/2015/wordml/symex" xmlns:wpg="http://schemas.microsoft.com/office/word/2010/wordprocessingGroup" xmlns:wpi="http://schemas.microsoft.com/office/word/2010/wordprocessingInk" xmlns:wne="http://schemas.microsoft.com/office/word/2006/wordml" xmlns:wps="http://schemas.microsoft.com/office/word/2010/wordprocessingShape" mc:Ignorable="w14 w15 w16se wp14">
   <w:abstractNum w:abstractNumId="0" w15:restartNumberingAfterBreak="0">
     <w:nsid w:val="08816D6A"/>
     <w:multiLevelType w:val="multilevel"/>
@@ -19193,74 +19078,74 @@
       </w:pPr>
     </w:lvl>
   </w:abstractNum>
-  <w:num w:numId="1" w16cid:durableId="1670062525">
+  <w:num w:numId="1">
     <w:abstractNumId w:val="8"/>
   </w:num>
-  <w:num w:numId="2" w16cid:durableId="1045566272">
+  <w:num w:numId="2">
     <w:abstractNumId w:val="19"/>
   </w:num>
-  <w:num w:numId="3" w16cid:durableId="1703170779">
+  <w:num w:numId="3">
     <w:abstractNumId w:val="9"/>
   </w:num>
-  <w:num w:numId="4" w16cid:durableId="673260303">
+  <w:num w:numId="4">
     <w:abstractNumId w:val="14"/>
   </w:num>
-  <w:num w:numId="5" w16cid:durableId="1480728888">
+  <w:num w:numId="5">
     <w:abstractNumId w:val="6"/>
   </w:num>
-  <w:num w:numId="6" w16cid:durableId="906384558">
+  <w:num w:numId="6">
     <w:abstractNumId w:val="3"/>
   </w:num>
-  <w:num w:numId="7" w16cid:durableId="948925520">
+  <w:num w:numId="7">
     <w:abstractNumId w:val="17"/>
   </w:num>
-  <w:num w:numId="8" w16cid:durableId="1580477082">
+  <w:num w:numId="8">
     <w:abstractNumId w:val="16"/>
   </w:num>
-  <w:num w:numId="9" w16cid:durableId="762916256">
+  <w:num w:numId="9">
     <w:abstractNumId w:val="1"/>
   </w:num>
-  <w:num w:numId="10" w16cid:durableId="1395199854">
+  <w:num w:numId="10">
     <w:abstractNumId w:val="0"/>
   </w:num>
-  <w:num w:numId="11" w16cid:durableId="1833645642">
+  <w:num w:numId="11">
     <w:abstractNumId w:val="7"/>
   </w:num>
-  <w:num w:numId="12" w16cid:durableId="1284994847">
+  <w:num w:numId="12">
     <w:abstractNumId w:val="20"/>
   </w:num>
-  <w:num w:numId="13" w16cid:durableId="955525299">
+  <w:num w:numId="13">
     <w:abstractNumId w:val="10"/>
   </w:num>
-  <w:num w:numId="14" w16cid:durableId="1479952776">
+  <w:num w:numId="14">
     <w:abstractNumId w:val="5"/>
   </w:num>
-  <w:num w:numId="15" w16cid:durableId="281694518">
+  <w:num w:numId="15">
     <w:abstractNumId w:val="4"/>
   </w:num>
-  <w:num w:numId="16" w16cid:durableId="1199591384">
+  <w:num w:numId="16">
     <w:abstractNumId w:val="12"/>
   </w:num>
-  <w:num w:numId="17" w16cid:durableId="654646105">
+  <w:num w:numId="17">
     <w:abstractNumId w:val="15"/>
   </w:num>
-  <w:num w:numId="18" w16cid:durableId="1999262209">
+  <w:num w:numId="18">
     <w:abstractNumId w:val="13"/>
   </w:num>
-  <w:num w:numId="19" w16cid:durableId="1344748947">
+  <w:num w:numId="19">
     <w:abstractNumId w:val="11"/>
   </w:num>
-  <w:num w:numId="20" w16cid:durableId="2106686088">
+  <w:num w:numId="20">
     <w:abstractNumId w:val="18"/>
   </w:num>
-  <w:num w:numId="21" w16cid:durableId="1598513609">
+  <w:num w:numId="21">
     <w:abstractNumId w:val="2"/>
   </w:num>
 </w:numbering>
 </file>
 
 <file path=word/styles.xml><?xml version="1.0" encoding="utf-8"?>
-<w:styles xmlns:mc="http://schemas.openxmlformats.org/markup-compatibility/2006" xmlns:r="http://schemas.openxmlformats.org/officeDocument/2006/relationships" xmlns:w="http://schemas.openxmlformats.org/wordprocessingml/2006/main" xmlns:w14="http://schemas.microsoft.com/office/word/2010/wordml" xmlns:w15="http://schemas.microsoft.com/office/word/2012/wordml" xmlns:w16cex="http://schemas.microsoft.com/office/word/2018/wordml/cex" xmlns:w16cid="http://schemas.microsoft.com/office/word/2016/wordml/cid" xmlns:w16="http://schemas.microsoft.com/office/word/2018/wordml" xmlns:w16du="http://schemas.microsoft.com/office/word/2023/wordml/word16du" xmlns:w16sdtdh="http://schemas.microsoft.com/office/word/2020/wordml/sdtdatahash" xmlns:w16sdtfl="http://schemas.microsoft.com/office/word/2024/wordml/sdtformatlock" xmlns:w16se="http://schemas.microsoft.com/office/word/2015/wordml/symex" mc:Ignorable="w14 w15 w16se w16cid w16 w16cex w16sdtdh w16sdtfl w16du">
+<w:styles xmlns:mc="http://schemas.openxmlformats.org/markup-compatibility/2006" xmlns:r="http://schemas.openxmlformats.org/officeDocument/2006/relationships" xmlns:w="http://schemas.openxmlformats.org/wordprocessingml/2006/main" xmlns:w14="http://schemas.microsoft.com/office/word/2010/wordml" xmlns:w15="http://schemas.microsoft.com/office/word/2012/wordml" xmlns:w16se="http://schemas.microsoft.com/office/word/2015/wordml/symex" mc:Ignorable="w14 w15 w16se">
   <w:docDefaults>
     <w:rPrDefault>
       <w:rPr>
@@ -19278,7 +19163,7 @@
       </w:pPr>
     </w:pPrDefault>
   </w:docDefaults>
-  <w:latentStyles w:defLockedState="0" w:defUIPriority="99" w:defSemiHidden="0" w:defUnhideWhenUsed="0" w:defQFormat="0" w:count="376">
+  <w:latentStyles w:defLockedState="0" w:defUIPriority="99" w:defSemiHidden="0" w:defUnhideWhenUsed="0" w:defQFormat="0" w:count="371">
     <w:lsdException w:name="Normal" w:uiPriority="0" w:qFormat="1"/>
     <w:lsdException w:name="heading 1" w:uiPriority="9" w:qFormat="1"/>
     <w:lsdException w:name="heading 2" w:semiHidden="1" w:uiPriority="9" w:unhideWhenUsed="1" w:qFormat="1"/>
@@ -19650,11 +19535,6 @@
     <w:lsdException w:name="List Table 5 Dark Accent 6" w:uiPriority="50"/>
     <w:lsdException w:name="List Table 6 Colorful Accent 6" w:uiPriority="51"/>
     <w:lsdException w:name="List Table 7 Colorful Accent 6" w:uiPriority="52"/>
-    <w:lsdException w:name="Mention" w:semiHidden="1" w:unhideWhenUsed="1"/>
-    <w:lsdException w:name="Smart Hyperlink" w:semiHidden="1" w:unhideWhenUsed="1"/>
-    <w:lsdException w:name="Hashtag" w:semiHidden="1" w:unhideWhenUsed="1"/>
-    <w:lsdException w:name="Unresolved Mention" w:semiHidden="1" w:unhideWhenUsed="1"/>
-    <w:lsdException w:name="Smart Link" w:semiHidden="1" w:unhideWhenUsed="1"/>
   </w:latentStyles>
   <w:style w:type="paragraph" w:default="1" w:styleId="a">
     <w:name w:val="Normal"/>
